--- a/data/revised_2026-10_full/tracked/v2/Chemistry/SS1.3_The_Periodic_Table/Chemistry_The_Periodic_Table_SummaryTable_TRACKED.docx
+++ b/data/revised_2026-10_full/tracked/v2/Chemistry/SS1.3_The_Periodic_Table/Chemistry_The_Periodic_Table_SummaryTable_TRACKED.docx
@@ -1044,7 +1044,7 @@
               </w:rPr>
               <w:t xml:space="preserve">Li fizzes steadily and floats; Na melts into a ball, darts and fizzes fast; K melts, burns with a lilac flame and is very vigorous. Ca reacts faster than Mg. Ne and Ar do not react. </w:t>
             </w:r>
-            <w:del w:id="9001" w:author="Claude (AI) - proposed" w:date="2026-10-15T03:00:59Z">
+            <w:del w:id="9001" w:author="Claude (AI) - proposed" w:date="2026-10-18T00:26:40Z">
               <w:r>
                 <w:rPr>
                   <w:rFonts w:ascii="Arial" w:cs="Arial" w:eastAsia="Arial" w:hAnsi="Arial"/>
@@ -1059,7 +1059,7 @@
                 <w:delText xml:space="preserve">Cl and F compounds are used in water treatment</w:delText>
               </w:r>
             </w:del>
-            <w:ins w:id="9002" w:author="Claude (AI) - proposed" w:date="2026-10-15T03:00:59Z">
+            <w:ins w:id="9002" w:author="Claude (AI) - proposed" w:date="2026-10-18T00:26:40Z">
               <w:r>
                 <w:rPr>
                   <w:rFonts w:ascii="Arial" w:cs="Arial" w:eastAsia="Arial" w:hAnsi="Arial"/>
@@ -1087,7 +1087,7 @@
               </w:rPr>
               <w:t xml:space="preserve"> in Nairobi and Mombasa</w:t>
             </w:r>
-            <w:ins w:id="9003" w:author="Claude (AI) - proposed" w:date="2026-10-15T03:00:59Z">
+            <w:ins w:id="9003" w:author="Claude (AI) - proposed" w:date="2026-10-18T00:26:40Z">
               <w:r>
                 <w:rPr>
                   <w:rFonts w:ascii="Arial" w:cs="Arial" w:eastAsia="Arial" w:hAnsi="Arial"/>
@@ -2227,7 +2227,7 @@
         </w:rPr>
         <w:t xml:space="preserve">© 2026 SeaVuria and ARES. This work is licensed under a </w:t>
       </w:r>
-      <w:hyperlink w:history="1" r:id="rIdeajnr_1xsdce_tjoprnsk">
+      <w:hyperlink w:history="1" r:id="rIdt5riyxmbmdpsbg_vleqxd">
         <w:r>
           <w:rPr>
             <w:rFonts w:ascii="Arial" w:cs="Arial" w:eastAsia="Arial" w:hAnsi="Arial"/>
@@ -2247,7 +2247,7 @@
         </w:rPr>
         <w:t xml:space="preserve"> (</w:t>
       </w:r>
-      <w:hyperlink w:history="1" r:id="rIdp5wfnqrgs0fhs40robgby">
+      <w:hyperlink w:history="1" r:id="rIdz69_onkhkssxggq72ydon">
         <w:r>
           <w:rPr>
             <w:rFonts w:ascii="Arial" w:cs="Arial" w:eastAsia="Arial" w:hAnsi="Arial"/>
@@ -2267,7 +2267,7 @@
         </w:rPr>
         <w:t xml:space="preserve">). To view a copy of this license, visit </w:t>
       </w:r>
-      <w:hyperlink w:history="1" r:id="rIdnizwh1tk5vdyf8fiqadv6">
+      <w:hyperlink w:history="1" r:id="rIdywpt2tl6mhmqxaa64beng">
         <w:r>
           <w:rPr>
             <w:rFonts w:ascii="Arial" w:cs="Arial" w:eastAsia="Arial" w:hAnsi="Arial"/>
